--- a/example_articles/setting/Multiple/6.setting_Multiple_Other_publisher.docx
+++ b/example_articles/setting/Multiple/6.setting_Multiple_Other_publisher.docx
@@ -31,17 +31,17 @@
     </w:p>
     <w:p>
       <w:r>
-        <w:t>Source File: Other publishers/Files (500) (30).DOCX</w:t>
+        <w:t>Source file: Other publishers/Files (500) (30).DOCX</w:t>
       </w:r>
     </w:p>
     <w:p>
       <w:r>
-        <w:t>Raw locations result: ['Maine']</w:t>
+        <w:t>Raw locations result, 'locations': ['Maine']</w:t>
       </w:r>
     </w:p>
     <w:p>
       <w:r>
-        <w:t>setting_stand_flat (Standardized): Multiple</w:t>
+        <w:t>Standardized locations result, 'setting_stand_flat': Multiple</w:t>
       </w:r>
     </w:p>
     <w:p>

--- a/example_articles/setting/Multiple/6.setting_Multiple_Other_publisher.docx
+++ b/example_articles/setting/Multiple/6.setting_Multiple_Other_publisher.docx
@@ -7,11 +7,11 @@
         <w:pStyle w:val="Heading1"/>
       </w:pPr>
       <w:r>
-        <w:t>Cruise: Over the top;</w:t>
+        <w:t>THE KENNEDY kids;</w:t>
         <w:br/>
-        <w:t>'July' is his dramatic tour de force;</w:t>
+        <w:t>Follow big footsteps, make 'own tracks';</w:t>
         <w:br/>
-        <w:t>Tom's hits and misses</w:t>
+        <w:t xml:space="preserve"> 'Priorities' are family and service</w:t>
       </w:r>
     </w:p>
     <w:p>
@@ -21,12 +21,12 @@
     </w:p>
     <w:p>
       <w:r>
-        <w:t>Date: 1990-01-05</w:t>
+        <w:t>Date: 1990-02-19</w:t>
       </w:r>
     </w:p>
     <w:p>
       <w:r>
-        <w:t>Section: LIFE; Pg. 1D; Cover Story</w:t>
+        <w:t>Section: NEWS; Pg. 1A; Cover Story</w:t>
       </w:r>
     </w:p>
     <w:p>
@@ -36,7 +36,7 @@
     </w:p>
     <w:p>
       <w:r>
-        <w:t>Raw locations result, 'locations': ['Maine']</w:t>
+        <w:t>Raw locations result, 'locations': ['Rhode Island', 'Massachusetts', 'New York', 'Maryland']</w:t>
       </w:r>
     </w:p>
     <w:p>
@@ -53,87 +53,75 @@
     </w:p>
     <w:p>
       <w:r>
-        <w:t>Here comes the weekend Tom Cruise blasts everybody out of the sky.</w:t>
+        <w:t>Ah, the Kennedys. The first family of money and politics always leaves a fascinated public hungry for more.</w:t>
         <w:br/>
-        <w:t>Born on the Fourth of July opens nationwide today and as smartly as he dove his F-14 in Top Gun, Cruise settles into the point position among his generation of young movie stars.</w:t>
+        <w:t>There's Kerry Kennedy, daughter of the late Robert F. Kennedy, who last week announced her engagement to Andrew Cuomo, son of New York Gov. Mario Cuomo. What about the couple's political plans, everyone is wanting to know.</w:t>
         <w:br/>
-        <w:t>Eat dust, Brat Pack. Playing paraplegic Vietnam vet Ron Kovic, Cruise sets himself apart from the rest by proving with stunning ferocity that the most popular guy at the movies can also be a fine actor.</w:t>
+        <w:t>There's John F. Kennedy Jr., apparently stuck for life with People magazine's Sexiest Man Alive title, working for the Manhattan district attorney, studying for his New York bar exam - for the second time - and unsuccessfully trying to avoid the gossip columns.</w:t>
         <w:br/>
-        <w:t>''He is definitely this generation's Paul Newman,'' says Top Gun co- producer Jerry Bruckheimer of the 27-year-old superstar. ''He's quite a young force,'' says Born on the Fourth of July director Oliver Stone.</w:t>
+        <w:t>And again tonight and Wednesday (9 p.m. EST), ABC takes us back to the origins of the Kennedy dynasty with parts II and III of The Kennedys of Massachusetts.</w:t>
         <w:br/>
-        <w:t>With box office booming since it opened two weeks ago on a handful of screens, Stone's pummeling saga of disillusionment is poised to score with moviegoers nationwide.</w:t>
+        <w:t>The Kennedy family, especially the generation now coming into its own, seems poised to provide headlines well into the next century. They know - more than a dozen of them - that with their money, ambition and energy, every marriage, political move and miscue will make news.</w:t>
         <w:br/>
-        <w:t>And when it does, all of Hollywood will breathe a sigh of relief. Christmas was sluggish at the box office and at this point July looks like the one big Christmas release capable of heating up January's otherwise unpromising outlook. That would make Cruise Hollywood's January Man for the second year running: in 1989, Rain Man, in which Cruise co-starred, went into wide release and into the box-office stratosphere.</w:t>
+        <w:t>They're into politics, public service, law and finance, coming of age in their 20s and 30s and not looking back much. Several have tried, or are thinking of trying, politics.</w:t>
         <w:br/>
-        <w:t>Of his 12 films, the last four have earned just over $ 1 billion worldwide. Early returns indicate July is headed in the same direction. It earned three times as much per screen as any other film in limited release, and that includes critically acclaimed films like Glory, Enemies - A Love Story and Roger &amp; Me.</w:t>
+        <w:t>''How are ya, Michael!'' roars U.S. Rep. Joe Kennedy, 37, oldest son of Robert F. Kennedy. He's taking the call from his younger brother, in Africa buying oil for his thriving Citizens Energy Corp. They exchange family chitchat across an ocean. Joe's feet are on his desk, a Havana cigar in his ashtray. He's relaxed, chummy, confident.</w:t>
         <w:br/>
-        <w:t>Any doubts that Cruise is the top gun among the hot shot gang of actors who are his contemporaries - Sean Penn, Rob Lowe, Matt Dillon and the rest - have been erased. He has eclipsed them all.</w:t>
+        <w:t>Says Joe: ''My father's not here, my uncle's not here. Fact is you live a life, and that forces decisions and you end up cutting your own path, whether others recognize it or not.''</w:t>
         <w:br/>
-        <w:t>''It's his choice of movies,'' says Don Simpson, who co-produced Top Gun with Bruckheimer. The two are now with Cruise in North Carolina filming Days of Thunder, a movie about auto racing based on an idea by the speedway- addicted actor.</w:t>
+        <w:t>Redheaded Patrick Kennedy, 22, swivels in his chair in the ornate Rhode Island House of Representatives. Still a college student, but clearly on his own. Proud of his name and his father, U.S. Sen. Ted Kennedy, but creating a record.</w:t>
         <w:br/>
-        <w:t>''Tom has a real firm grasp that allows him to make choices that work across the spectrum of appeal,'' Simpson says.</w:t>
+        <w:t>''I want to follow my father's footsteps,'' he says, pausing reflectively, ''but leave my own tracks behind.''</w:t>
         <w:br/>
-        <w:t>That savvy seems to be on target again, even though Cruise put his glamour boy image well away for this unflinching portrayal of a Vietnam veteran's bitter despair. He looks, feels, almost smells like the disabled Kovic.</w:t>
+        <w:t>Some of the Kennedy tracks are hard to follow. John Kennedy Jr., 29, doesn't grant interviews. Aside from reading from his father's Profiles in Courage for Good Morning America's Thanksgiving Day show last year - a family- approved appearance - John Jr. keeps a low profile. Family friends say he's in the process of maturing; when he feels he has something to say, he will.</w:t>
         <w:br/>
-        <w:t>It is about as far away as he could get from the hip swagger of Cocktail, the 1988 film in which he took a lambasting from critics for exploiting his beefcake appeal. It grossed $ 175 million worldwide anyway.</w:t>
+        <w:t>Sister Caroline, 32, is president of the Kennedy Library Foundation and busy being mother to little Rose. With her, too, interviews are rare.</w:t>
         <w:br/>
-        <w:t>The mediocre Cocktail confirmed Cruise's box-office potency and set industry observers to speculating on what would happen if the actor ever made a good movie.</w:t>
+        <w:t>Among the Kennedy flock, there is a sense of competition - as if they're trying to break away from the pack. But it's friendly, they assure you.</w:t>
         <w:br/>
-        <w:t>Rain Man was a good movie, but Dustin Hoffman got most of the attention for his Oscar-winning portrayal of autistic Raymond Babbitt. Cruise's appeal, however, undoubtedly boosted it to megahit status.</w:t>
+        <w:t>And, says Joe, ''if anybody outside the family tries to get competitive with any of us, we close ranks pretty quickly.''</w:t>
         <w:br/>
-        <w:t>And as unlikely a choice as Born on the Fourth of July may seem because of its anger and realism, you can still feel the box-office jets revving.</w:t>
+        <w:t>There's also a deliberate hunkering down, making sure that, between children and political ambition, children come first. It goes back to the dark days after RFK's death.</w:t>
         <w:br/>
-        <w:t>''I think there's a real pent-up desire to see this picture,'' says analyst Alex Ben Block, editor in chief of the industry newsletter Show Biz News.</w:t>
+        <w:t>As his children struggled through life without a father, tragedy struck again. David Kennedy, Robert and Ethel's fourth child, died of a drug overdose at 28 in 1984.</w:t>
         <w:br/>
-        <w:t>''Tom Cruise is probably the most successful contemporary motion picture star in terms of bringing out a wide mainstream audience,'' says Hollywood Reporter business editor Martin A. Grove.</w:t>
+        <w:t>Memories of this period - and his own family situation - changed Joe's mind about running for Massachusetts governor at this point in his twin boys' lives. He is separated from his wife and, ''seeing my younger brothers and sisters struggling through those early years without a dad around, I think it's important to try to get your priorities straight.''</w:t>
         <w:br/>
-        <w:t>''The only other star in the same category is Eddie Murphy. But Eddie's appeal is much more related to the appeal of the film that he's in. Tom is in a class by himself.''</w:t>
+        <w:t>There's a credo at work among the young Kennedys, who know by heart, even if they never knew him, President Kennedy's message that public service is noble.</w:t>
         <w:br/>
-        <w:t>Cruise has been king of the popularity hop from the time he stripped to his BVDs and danced to Old Time Rock &amp; Roll in 1983's Risky Business. With females embracing him as a hunky heartthrob and their boyfriends taking to his easygoing charisma, Cruise parlayed the warmest grin on the planet into superstardom.</w:t>
+        <w:t>''I don't look at myself as someone who is changing the world,'' says Robert F. Kennedy Jr., driving near the Hudson River in Upstate New York, for him an environmental battleground. ''I just hope to have an effect on my little piece of it.''</w:t>
         <w:br/>
-        <w:t>None of that seems to have been enough, however. Beneath the magnetic persona has been an intense young actor groping for something more urgent than the smoldering sexual fantasies of his female fans.</w:t>
+        <w:t>Robert, 36, who has worked to overcome his own widely publicized drug problems in the early 1980s, runs an environmental law clinic at Pace University in White Plains, N.Y. Under his guidance, law students learn how to take Hudson River polluters to court.</w:t>
         <w:br/>
-        <w:t>''Tom has a major drive and ambition to be one of the best,'' says director Stone.  ''To be a champion.''</w:t>
+        <w:t>Nature, for him, is rooted in religion. ''The way that we know what God looks like is by looking at the entire fabric of nature,'' he says, pointing up at a circling redtail hawk.</w:t>
         <w:br/>
-        <w:t>After twice pairing with screen legends - Newman in The Color of Money and Hoffman in Rain Man - Cruise went for acting's brass ring in Born on the Fourth of July, climbing into a wheelchair to play the disabled Kovic in his first starring role in a serious drama.</w:t>
+        <w:t>''When we start to pull threads from that fabric, you know, we not only threaten the economic life of our progeny but we also threaten their ability to find out who they are and what they're doing. That's something we don't have the right to do.''</w:t>
         <w:br/>
-        <w:t>Cruise wanted to make July badly. The studio fretted about how audiences might accept their all-American boy in the dark milieu of Vietnam angst, but Cruise deferred his salary - reported at $ 9 million a picture - content to wait for a share of future profits.</w:t>
+        <w:t>Now, from his home in Mount Kisco where he trains falcons and cares for sick and orphaned animals, to his law clinic where he sues polluters, Robert has found his cause. ''This is what I was cut out to do.''</w:t>
         <w:br/>
-        <w:t>''Cruise is frankly so talented as an actor and so appealing as a personality,'' says producer Simpson, ''that unless he played a drug-crazed chain-saw murderer, audiences are going to respond to him.''</w:t>
+        <w:t>What Kathleen Kennedy Townsend, oldest of Robert and Ethel's 11 children, will do politically isn't clear yet. She ran unsuccessfully for Congress four years ago.</w:t>
         <w:br/>
-        <w:t>''His hunger and his desire to do this part was radical,'' says Stone, adding that he feels Cruise was anxious to do the role because he felt a ''moral obligation to convey what Kovic and I knew about the Vietnam War to his generation.''</w:t>
+        <w:t>For now, Townsend, 39, mother of three and resident of Baltimore, is running a program in Maryland public schools that encourages students to care about others.</w:t>
         <w:br/>
-        <w:t>Stone says that Cruise had been moved by Platoon, the director's 1987 Oscar-winner about Vietnam, because ''it opened his eyes to things he hadn't seen in Top Gun.''</w:t>
+        <w:t>At Patapsco High near Baltimore, she folds one of 1,500 items of clothing that a class will distribute to the needy. ''It's more than just putting clothing on their backs,'' says Kaycey Ryan, one of the students. ''It's so they can feel better about themselves.'' Townsend beams.</w:t>
         <w:br/>
-        <w:t>The casting appealed to Stone because he liked the similarities in the lives of Cruise and Kovic. Both grew up in Catholic working-class families in turmoil.</w:t>
+        <w:t>Since Townsend took over the Maryland Student Service Alliance two years ago, the program has grown from 100 to 1,400 kids. In her 1982 Buick ragtop, she travels the state, encouraging principals and teachers to offer course credit for community service.</w:t>
         <w:br/>
-        <w:t>''Tom had experienced in his own family a disintegration (his parents divorced, leaving 12-year-old Cruise with his mother and three sisters). I thought he could use that to play the disintegration of the Kovic family unit.''</w:t>
+        <w:t>Townsend believes it's the public schools' place to teach values.</w:t>
         <w:br/>
-        <w:t>Cruise took plenty of chances in July. There is an enema scene, there is a scene with a prostitute, there is a scene in which he yells at his mother about his ''dead penis.''</w:t>
+        <w:t>''I think young people have so much to give, and too often we don't ask them to get involved,'' she says. ''So they don't contribute and feel lost in our society.''</w:t>
         <w:br/>
-        <w:t>''These are things you don't do unless you're willing to take a risk with your image,'' Stone says.</w:t>
+        <w:t>For now, watch out for Patrick. He's not out of college yet because a spinal operation for a non-malignant tumor cost him some time. He's not as athletic as his cousins because of serious asthma.</w:t>
         <w:br/>
-        <w:t>If Oscar buzz is an accurate gauge, all the risks will pay off in a best actor nomination. Winning the statue may be a little tougher. He has a Golden Globe nomination, but critics' groups in New York and Los Angeles have bypassed him for actors considered more mature: Morgan Freeman and Daniel Day- Lewis.</w:t>
+        <w:t>But here he is, at 22, in his second term in the Rhode Island Legislature, a law on voter registration to his credit and several environmental bills with his name on them.</w:t>
         <w:br/>
-        <w:t>But Oscars aside, you have to like Cruise's prospects for the future. While Days of Thunder, due May 24, is a drama of a troubled race-car driver struggling for control of his life, the film returns the actor to the physically exciting kind of milieu his fans love.</w:t>
+        <w:t>While a student, he worked as a legislative page and got the bug. For starters, he ran as a delegate to the Democratic National Convention, went door to door in his working class neighborhood, and won.</w:t>
         <w:br/>
-        <w:t>After that, Cruise's challenge will be to balance films that are more popular entertainments with projects like Born on the Fourth of July that bring validation to his acting skills.</w:t>
+        <w:t>He figures he visited all 1,300 people who voted for him in the Democratic primary for state representative.</w:t>
         <w:br/>
-        <w:t>''If he can walk that tightrope successfully,'' says industry analyst Grove, ''when he's an old man of 35, he'll still be on top.''</w:t>
+        <w:t>Patrick was nervous in his first term, knowing people were watching, comparing, noting flaws. But he learned to play the game, made speeches and built his confidence.</w:t>
         <w:br/>
-        <w:t xml:space="preserve"> Tom's hits and misses</w:t>
-        <w:br/>
-        <w:t>- Biggest role: Maverick, the sexy flier in 1986's hit Top Gun.</w:t>
-        <w:br/>
-        <w:t>- Worst role: The peasant boy Jack in 1986's bomb Legend.</w:t>
-        <w:br/>
-        <w:t>- Most invisible role: The greaser in 1983's The Outsiders.</w:t>
-        <w:br/>
-        <w:t>- Closest call: The sex-crazed teen in 1983's Losin' It, a skirt-chasing comedy that could have locked him into a juvenile image.</w:t>
-        <w:br/>
-        <w:t>- First big notice: Going nuts as a military school cadet in 1981's Taps.</w:t>
-        <w:br/>
-        <w:t>- Hunkiest scene: Writhing on the beach with Elisabeth Shue in 1988's Cocktail.</w:t>
+        <w:t>From anyone else it might sound like a cliche, but Patrick Kennedy seems totally sincere. ''I feel good about my own ability to carry the torch.''</w:t>
         <w:br/>
         <w:br/>
         <w:t>Graphic</w:t>
@@ -141,11 +129,11 @@
         <w:br/>
         <w:t xml:space="preserve"> </w:t>
         <w:br/>
-        <w:t>EAR PHOTO; color, Rob McEwan (Tom Cruise); PHOTO; color, Roland Neveu, Universal Studios (Motion Picture Scenes, Born on the Fourth of July, Tom Cruise); PHOTO; color, E.J. Camp (Motion Picture Scenes, Top Gun, Tom Cruise)</w:t>
+        <w:t>PHOTO; color, H. Darr Beiser, USA TODAY (Joseph Kennedy); PHOTO; color, Stephen Lefkovits, USA TODAY (Patrick Kennedy); PHOTO; color, Walter P. Calahan (Kathleen Kennedy Townsend); PHOTO; color, Robert Deutsch, USA TODAY ( Robert Kennedy Jr.)</w:t>
         <w:br/>
         <w:t xml:space="preserve"> </w:t>
         <w:br/>
-        <w:t>CUTLINE: CRUISE: 'This generations's Paul Newman' CUTLINE: A SECOND TAKE ON THE MILITARY: Tom Cruise, who painted a glorious picture of the military playing a hot-shot naval pilot in the 1986 hit 'Top Gun,' right, portrays Ron Kovic, a paraplegic Vietnam veteran who eventually becomes an anti-war activist in 'Born on the Fourth of July.' The film, opening nationwide today, is based on Kovic's autobiographical account.</w:t>
+        <w:t>CUTLINE: JOE: The representative from Massachusetts relaxes in his Capitol Hill office. 'You end up cutting your own path, whether others recognize it or not,' says RFK's oldest son. CUTLINE: PATRICK: A Rhode Island legislator and student CUTLINE: KATHLEEN: Helps school kids care about community CUTLINE: ROBERT: Runs an environmental law clinic</w:t>
       </w:r>
     </w:p>
     <w:sectPr>

--- a/example_articles/setting/Multiple/6.setting_Multiple_Other_publisher.docx
+++ b/example_articles/setting/Multiple/6.setting_Multiple_Other_publisher.docx
@@ -7,11 +7,7 @@
         <w:pStyle w:val="Heading1"/>
       </w:pPr>
       <w:r>
-        <w:t>THE KENNEDY kids;</w:t>
-        <w:br/>
-        <w:t>Follow big footsteps, make 'own tracks';</w:t>
-        <w:br/>
-        <w:t xml:space="preserve"> 'Priorities' are family and service</w:t>
+        <w:t>Biden touts next-gen roads, jobs</w:t>
       </w:r>
     </w:p>
     <w:p>
@@ -21,22 +17,22 @@
     </w:p>
     <w:p>
       <w:r>
-        <w:t>Date: 1990-02-19</w:t>
+        <w:t>Date: 2021-12-01</w:t>
       </w:r>
     </w:p>
     <w:p>
       <w:r>
-        <w:t>Section: NEWS; Pg. 1A; Cover Story</w:t>
+        <w:t>Section: NEWS; Pg. 1A</w:t>
       </w:r>
     </w:p>
     <w:p>
       <w:r>
-        <w:t>Source file: Other publishers/Files (500) (30).DOCX</w:t>
+        <w:t>Source file: Other publishers/Files (500) (4).DOCX</w:t>
       </w:r>
     </w:p>
     <w:p>
       <w:r>
-        <w:t>Raw locations result, 'locations': ['Rhode Island', 'Massachusetts', 'New York', 'Maryland']</w:t>
+        <w:t>Raw locations result, 'locations': ['Minnesota']</w:t>
       </w:r>
     </w:p>
     <w:p>
@@ -53,87 +49,59 @@
     </w:p>
     <w:p>
       <w:r>
-        <w:t>Ah, the Kennedys. The first family of money and politics always leaves a fascinated public hungry for more.</w:t>
+        <w:t>President Joe Biden used his first Minnesota visit since being elected to take a victory lap on the $1 trillion infrastructure package, promising an infusion of money to repair the state's roads and bridges, create construction jobs and "rebuild the backbone of this nation."</w:t>
         <w:br/>
-        <w:t>There's Kerry Kennedy, daughter of the late Robert F. Kennedy, who last week announced her engagement to Andrew Cuomo, son of New York Gov. Mario Cuomo. What about the couple's political plans, everyone is wanting to know.</w:t>
+        <w:t>Standing on the floor of a heavy machinery shop at Rosemount's Dakota County Technical College on Tuesday, Biden painted a picture of a future where electric cars can be plugged in alongside highways and where every household in Minnesota has access to high-speed internet. He promised a state that's more resilient to wildfires, heavy rains and other major weather events caused by climate change.</w:t>
         <w:br/>
-        <w:t>There's John F. Kennedy Jr., apparently stuck for life with People magazine's Sexiest Man Alive title, working for the Manhattan district attorney, studying for his New York bar exam - for the second time - and unsuccessfully trying to avoid the gossip columns.</w:t>
+        <w:t>"These are the jobs of today and tomorrow," Biden said. "We're going to help America win the competition in the 21st century. We're getting back in the game."</w:t>
         <w:br/>
-        <w:t>And again tonight and Wednesday (9 p.m. EST), ABC takes us back to the origins of the Kennedy dynasty with parts II and III of The Kennedys of Massachusetts.</w:t>
+        <w:t>The infrastructure package Biden signed two weeks ago is projected to send billions to Minnesota for road and bridge repair, transit systems, water sewer systems and broadband access. His stop in Minnesota is part of a two-week tour through the country to trumpet the measure, as well as make the case for his broader domestic policy agenda, known as the Build Back Better Act, that has yet to clear the Senate.</w:t>
         <w:br/>
-        <w:t>The Kennedy family, especially the generation now coming into its own, seems poised to provide headlines well into the next century. They know - more than a dozen of them - that with their money, ambition and energy, every marriage, political move and miscue will make news.</w:t>
+        <w:t>Minnesota's congressional Republicans, none of whom voted for the infrastructure bill, criticized the president and his party in a Tuesday morning Zoom call, blaming his administration for higher inflation and rising energy prices.</w:t>
         <w:br/>
-        <w:t>They're into politics, public service, law and finance, coming of age in their 20s and 30s and not looking back much. Several have tried, or are thinking of trying, politics.</w:t>
+        <w:t>"When President Joe Biden says he's coming to Minnesota to promote his failed policies, I was excited, so Minnesotans can see firsthand the crises that have come upon us," said Republican U.S. Rep. Pete Stauber.</w:t>
         <w:br/>
-        <w:t>''How are ya, Michael!'' roars U.S. Rep. Joe Kennedy, 37, oldest son of Robert F. Kennedy. He's taking the call from his younger brother, in Africa buying oil for his thriving Citizens Energy Corp. They exchange family chitchat across an ocean. Joe's feet are on his desk, a Havana cigar in his ashtray. He's relaxed, chummy, confident.</w:t>
+        <w:t>Hundreds of people lined the roadway across from Dakota County Technical College to protest Biden's visit, ranging from supporters of former President Donald Trump to Ethiopians on all sides of the country's civil war asking that Biden re-examine his foreign policy.</w:t>
         <w:br/>
-        <w:t>Says Joe: ''My father's not here, my uncle's not here. Fact is you live a life, and that forces decisions and you end up cutting your own path, whether others recognize it or not.''</w:t>
+        <w:t>Among the many DFL officials joining Biden were Minnesota Gov. Tim Walz, U.S. Sens. Amy Klobuchar and Tina Smith, and Reps. Dean Phillips, Betty McCollum and Angie Craig, whose Second Congressional District includes Dakota County. DFL Rep. Ilhan Omar, who did not vote for the infrastructure bill, held a virtual town hall Tuesday and was not in attendance.</w:t>
         <w:br/>
-        <w:t>Redheaded Patrick Kennedy, 22, swivels in his chair in the ornate Rhode Island House of Representatives. Still a college student, but clearly on his own. Proud of his name and his father, U.S. Sen. Ted Kennedy, but creating a record.</w:t>
+        <w:t>The White House projects that Minnesota's share of the legislation will mean $4.5 billion for highways and about $300 million for bridges within a five-year span.</w:t>
         <w:br/>
-        <w:t>''I want to follow my father's footsteps,'' he says, pausing reflectively, ''but leave my own tracks behind.''</w:t>
+        <w:t>The state is also expected to see at least $100 million for broadband, over $800 million for public transportation and $680 million for water projects.</w:t>
         <w:br/>
-        <w:t>Some of the Kennedy tracks are hard to follow. John Kennedy Jr., 29, doesn't grant interviews. Aside from reading from his father's Profiles in Courage for Good Morning America's Thanksgiving Day show last year - a family- approved appearance - John Jr. keeps a low profile. Family friends say he's in the process of maturing; when he feels he has something to say, he will.</w:t>
+        <w:t>"These students are looking forward to all those jobs, which we know are out there right now," Klobuchar said before Biden's remarks. "We're not going to have a shortage of sports marketing degrees, we're going to have a shortage of ... construction workers, and plumbers and electricians."</w:t>
         <w:br/>
-        <w:t>Sister Caroline, 32, is president of the Kennedy Library Foundation and busy being mother to little Rose. With her, too, interviews are rare.</w:t>
+        <w:t>Before his remarks, Biden toured the heavy machinery facilities on campus, peppering students with questions about what kinds of programs are offered for both truck driving and advancements in electric vehicles.</w:t>
         <w:br/>
-        <w:t>Among the Kennedy flock, there is a sense of competition - as if they're trying to break away from the pack. But it's friendly, they assure you.</w:t>
+        <w:t>He promised the technical college students that the Build Back Better Act will increase financial aid to help them "carry the load you have to carry."</w:t>
         <w:br/>
-        <w:t>And, says Joe, ''if anybody outside the family tries to get competitive with any of us, we close ranks pretty quickly.''</w:t>
+        <w:t>"Places like this are going to train the next generation of workers to do the jobs that my infrastructure law and our Build Back Better Act are going to put into even greater demand," Biden said. "We're going to need more qualified people, and we're talking about students learning how to repair electric vehicles and batteries and drive trucks."</w:t>
         <w:br/>
-        <w:t>There's also a deliberate hunkering down, making sure that, between children and political ambition, children come first. It goes back to the dark days after RFK's death.</w:t>
+        <w:t>The visit comes at a critical time in Biden's first year as president.</w:t>
         <w:br/>
-        <w:t>As his children struggled through life without a father, tragedy struck again. David Kennedy, Robert and Ethel's fourth child, died of a drug overdose at 28 in 1984.</w:t>
+        <w:t>He won Minnesota last fall by 7 percentage points, but a Minnesota poll from September found voters here are now more divided on his job performance.</w:t>
         <w:br/>
-        <w:t>Memories of this period - and his own family situation - changed Joe's mind about running for Massachusetts governor at this point in his twin boys' lives. He is separated from his wife and, ''seeing my younger brothers and sisters struggling through those early years without a dad around, I think it's important to try to get your priorities straight.''</w:t>
+        <w:t>Several congressional races in Minnesota, including the Second District where he visited Tuesday, are being targeted by national Republicans as they try to take back the House in next fall's midterms.</w:t>
         <w:br/>
-        <w:t>There's a credo at work among the young Kennedys, who know by heart, even if they never knew him, President Kennedy's message that public service is noble.</w:t>
+        <w:t>"No question, he's here to try to shore up the faltering campaigns of Angie Craig and Gov. Walz," state Republican Party Chairman David Hann said Tuesday. "But I think the fact that they are choosing to link themselves so closely to the failed policies of the Biden presidency are going to mean that for Minnesotans, they're going to have a clear choice next year."</w:t>
         <w:br/>
-        <w:t>''I don't look at myself as someone who is changing the world,'' says Robert F. Kennedy Jr., driving near the Hudson River in Upstate New York, for him an environmental battleground. ''I just hope to have an effect on my little piece of it.''</w:t>
+        <w:t>Democrats hope the construction and jobs generated by the infrastructure bill will be signs for years to come of the accomplishments of the party.</w:t>
         <w:br/>
-        <w:t>Robert, 36, who has worked to overcome his own widely publicized drug problems in the early 1980s, runs an environmental law clinic at Pace University in White Plains, N.Y. Under his guidance, law students learn how to take Hudson River polluters to court.</w:t>
+        <w:t>But Biden acknowledged the ongoing challenges of his administration, including the battle against the pandemic. He promised to lay out a plan later this week to fight variants of COVID by encouraging vaccinations, not lockdowns.</w:t>
         <w:br/>
-        <w:t>Nature, for him, is rooted in religion. ''The way that we know what God looks like is by looking at the entire fabric of nature,'' he says, pointing up at a circling redtail hawk.</w:t>
+        <w:t>The jobs and construction from the infrastructure bill will help build the economy back from the pandemic from the "bottom up and middle out," he said.</w:t>
         <w:br/>
-        <w:t>''When we start to pull threads from that fabric, you know, we not only threaten the economic life of our progeny but we also threaten their ability to find out who they are and what they're doing. That's something we don't have the right to do.''</w:t>
+        <w:t>"This law does something truly historic, it's going to help rebuild the backbone of this nation, working people and the middle class," Biden said. "The hardworking, middle class folks, working class folks who built the country."</w:t>
         <w:br/>
-        <w:t>Now, from his home in Mount Kisco where he trains falcons and cares for sick and orphaned animals, to his law clinic where he sues polluters, Robert has found his cause. ''This is what I was cut out to do.''</w:t>
+        <w:t>Staff writer Zoë Jackson contributed to this report.</w:t>
         <w:br/>
-        <w:t>What Kathleen Kennedy Townsend, oldest of Robert and Ethel's 11 children, will do politically isn't clear yet. She ran unsuccessfully for Congress four years ago.</w:t>
+        <w:t>Briana Bierschbach · 651-925-5042</w:t>
         <w:br/>
-        <w:t>For now, Townsend, 39, mother of three and resident of Baltimore, is running a program in Maryland public schools that encourages students to care about others.</w:t>
+        <w:t>Twitter: @bbierschbach</w:t>
         <w:br/>
-        <w:t>At Patapsco High near Baltimore, she folds one of 1,500 items of clothing that a class will distribute to the needy. ''It's more than just putting clothing on their backs,'' says Kaycey Ryan, one of the students. ''It's so they can feel better about themselves.'' Townsend beams.</w:t>
+        <w:t>Hunter Woodall · 612-673-4559</w:t>
         <w:br/>
-        <w:t>Since Townsend took over the Maryland Student Service Alliance two years ago, the program has grown from 100 to 1,400 kids. In her 1982 Buick ragtop, she travels the state, encouraging principals and teachers to offer course credit for community service.</w:t>
-        <w:br/>
-        <w:t>Townsend believes it's the public schools' place to teach values.</w:t>
-        <w:br/>
-        <w:t>''I think young people have so much to give, and too often we don't ask them to get involved,'' she says. ''So they don't contribute and feel lost in our society.''</w:t>
-        <w:br/>
-        <w:t>For now, watch out for Patrick. He's not out of college yet because a spinal operation for a non-malignant tumor cost him some time. He's not as athletic as his cousins because of serious asthma.</w:t>
-        <w:br/>
-        <w:t>But here he is, at 22, in his second term in the Rhode Island Legislature, a law on voter registration to his credit and several environmental bills with his name on them.</w:t>
-        <w:br/>
-        <w:t>While a student, he worked as a legislative page and got the bug. For starters, he ran as a delegate to the Democratic National Convention, went door to door in his working class neighborhood, and won.</w:t>
-        <w:br/>
-        <w:t>He figures he visited all 1,300 people who voted for him in the Democratic primary for state representative.</w:t>
-        <w:br/>
-        <w:t>Patrick was nervous in his first term, knowing people were watching, comparing, noting flaws. But he learned to play the game, made speeches and built his confidence.</w:t>
-        <w:br/>
-        <w:t>From anyone else it might sound like a cliche, but Patrick Kennedy seems totally sincere. ''I feel good about my own ability to carry the torch.''</w:t>
-        <w:br/>
-        <w:br/>
-        <w:t>Graphic</w:t>
-        <w:br/>
-        <w:br/>
-        <w:t xml:space="preserve"> </w:t>
-        <w:br/>
-        <w:t>PHOTO; color, H. Darr Beiser, USA TODAY (Joseph Kennedy); PHOTO; color, Stephen Lefkovits, USA TODAY (Patrick Kennedy); PHOTO; color, Walter P. Calahan (Kathleen Kennedy Townsend); PHOTO; color, Robert Deutsch, USA TODAY ( Robert Kennedy Jr.)</w:t>
-        <w:br/>
-        <w:t xml:space="preserve"> </w:t>
-        <w:br/>
-        <w:t>CUTLINE: JOE: The representative from Massachusetts relaxes in his Capitol Hill office. 'You end up cutting your own path, whether others recognize it or not,' says RFK's oldest son. CUTLINE: PATRICK: A Rhode Island legislator and student CUTLINE: KATHLEEN: Helps school kids care about community CUTLINE: ROBERT: Runs an environmental law clinic</w:t>
+        <w:t>Twitter: @huntermw</w:t>
       </w:r>
     </w:p>
     <w:sectPr>

--- a/example_articles/setting/Multiple/6.setting_Multiple_Other_publisher.docx
+++ b/example_articles/setting/Multiple/6.setting_Multiple_Other_publisher.docx
@@ -7,7 +7,7 @@
         <w:pStyle w:val="Heading1"/>
       </w:pPr>
       <w:r>
-        <w:t>Biden touts next-gen roads, jobs</w:t>
+        <w:t>RECEPTIVE CROWDS APPLAUD CLINTON'S PITCH FOR SURPLUS</w:t>
       </w:r>
     </w:p>
     <w:p>
@@ -17,22 +17,22 @@
     </w:p>
     <w:p>
       <w:r>
-        <w:t>Date: 2021-12-01</w:t>
+        <w:t>Date: 1999-01-21</w:t>
       </w:r>
     </w:p>
     <w:p>
       <w:r>
-        <w:t>Section: NEWS; Pg. 1A</w:t>
+        <w:t>Section: NATIONAL,</w:t>
       </w:r>
     </w:p>
     <w:p>
       <w:r>
-        <w:t>Source file: Other publishers/Files (500) (4).DOCX</w:t>
+        <w:t>Source file: Other publishers/Files (500) (22).DOCX</w:t>
       </w:r>
     </w:p>
     <w:p>
       <w:r>
-        <w:t>Raw locations result, 'locations': ['Minnesota']</w:t>
+        <w:t>Raw locations result, 'locations': ['New York', 'Pennsylvania']</w:t>
       </w:r>
     </w:p>
     <w:p>
@@ -49,59 +49,53 @@
     </w:p>
     <w:p>
       <w:r>
-        <w:t>President Joe Biden used his first Minnesota visit since being elected to take a victory lap on the $1 trillion infrastructure package, promising an infusion of money to repair the state's roads and bridges, create construction jobs and "rebuild the backbone of this nation."</w:t>
+        <w:t>President Clinton took the blueprint for the remainder of his term on the road yesterday and got a thunderous expression of heartland support from the Democratic faithful in this working class town near the Canadian border.</w:t>
         <w:br/>
-        <w:t>Standing on the floor of a heavy machinery shop at Rosemount's Dakota County Technical College on Tuesday, Biden painted a picture of a future where electric cars can be plugged in alongside highways and where every household in Minnesota has access to high-speed internet. He promised a state that's more resilient to wildfires, heavy rains and other major weather events caused by climate change.</w:t>
+        <w:t>As his attorneys rolled out day two of his defense in the Senate impeachment trial, Clinton fled Washington for the snow-covered fields and factories of western New York and Eastern Pennsylvania.</w:t>
         <w:br/>
-        <w:t>"These are the jobs of today and tomorrow," Biden said. "We're going to help America win the competition in the 21st century. We're getting back in the game."</w:t>
+        <w:t>In speeches in both places, Clinton asked Americans of all ages to get behind his plan to invest $ 4 trillion in projected budget surpluses over the next 15 years, preparing for an aging population. He took aim at Republican plans to use much of the money for an across-the-board income tax cut, saying the country needs to harness its current prosperity to confront future challenges.</w:t>
         <w:br/>
-        <w:t>The infrastructure package Biden signed two weeks ago is projected to send billions to Minnesota for road and bridge repair, transit systems, water sewer systems and broadband access. His stop in Minnesota is part of a two-week tour through the country to trumpet the measure, as well as make the case for his broader domestic policy agenda, known as the Build Back Better Act, that has yet to clear the Senate.</w:t>
+        <w:t>"We cannot afford to squander this moment," Clinton told some 21,000 supporters gathered at the Marine Midland Arena, home of the Buffalo Sabres hockey team. "We have to make the most of it. We have to look at the long-term challenges facing America."</w:t>
         <w:br/>
-        <w:t>Minnesota's congressional Republicans, none of whom voted for the infrastructure bill, criticized the president and his party in a Tuesday morning Zoom call, blaming his administration for higher inflation and rising energy prices.</w:t>
+        <w:t>Later, addressing some 3,500 students, teachers and parents at Norristown Area High School outside Philadelphia, in Montgomery County, Clinton charged grownups in the audience to look at the young people present, "and ask yourself, ' Do you really want to run the risk of squandering this surplus?'"</w:t>
         <w:br/>
-        <w:t>"When President Joe Biden says he's coming to Minnesota to promote his failed policies, I was excited, so Minnesotans can see firsthand the crises that have come upon us," said Republican U.S. Rep. Pete Stauber.</w:t>
+        <w:t>In his State of the Union address to Congress on Tuesday, Clinton called for investing $ 2.7 trillion over the coming 15 years to shore up the financially ailing Social Security program, which provides retirement benefits to one American in every six; some $ 600 billion to help bolster Medicare, the federal health care program for retirees; and another $ 500 billion to set up subsidized savings accounts for lower-income workers.</w:t>
         <w:br/>
-        <w:t>Hundreds of people lined the roadway across from Dakota County Technical College to protest Biden's visit, ranging from supporters of former President Donald Trump to Ethiopians on all sides of the country's civil war asking that Biden re-examine his foreign policy.</w:t>
+        <w:t>Those proposals, Clinton said, could be paid for out of federal budget surpluses projected to top $ 4 trillion over the coming decade and a half.</w:t>
         <w:br/>
-        <w:t>Among the many DFL officials joining Biden were Minnesota Gov. Tim Walz, U.S. Sens. Amy Klobuchar and Tina Smith, and Reps. Dean Phillips, Betty McCollum and Angie Craig, whose Second Congressional District includes Dakota County. DFL Rep. Ilhan Omar, who did not vote for the infrastructure bill, held a virtual town hall Tuesday and was not in attendance.</w:t>
+        <w:t>Congressional Republicans re gard the surplus as indicative of over-taxation, not an opportunity to increase spending. They called for a 10 percent cut in income taxes, an idea Clinton assailed yesterday in Buffalo.</w:t>
         <w:br/>
-        <w:t>The White House projects that Minnesota's share of the legislation will mean $4.5 billion for highways and about $300 million for bridges within a five-year span.</w:t>
+        <w:t>"We're going to have a big argument about this … and I hope it will be a good debate," Clinton said.</w:t>
         <w:br/>
-        <w:t>The state is also expected to see at least $100 million for broadband, over $800 million for public transportation and $680 million for water projects.</w:t>
+        <w:t>He cautioned his supporters, however, against being tempted by tax cuts.</w:t>
         <w:br/>
-        <w:t>"These students are looking forward to all those jobs, which we know are out there right now," Klobuchar said before Biden's remarks. "We're not going to have a shortage of sports marketing degrees, we're going to have a shortage of ... construction workers, and plumbers and electricians."</w:t>
+        <w:t>"What I said last night is not as popular as what others can tell you," Clinton said. "Others can say, ' We've got this surplus now; I just want a big tax cut; I'll give it back to you, you'll figure out what to do with it.' "</w:t>
         <w:br/>
-        <w:t>Before his remarks, Biden toured the heavy machinery facilities on campus, peppering students with questions about what kinds of programs are offered for both truck driving and advancements in electric vehicles.</w:t>
+        <w:t>He further admonished his backers to gird themselves for arguments against government spending, saying his plan is to set aside the projected surplus to deal with the aging of America, a demographic shift that will begin to kick in 15 years from now, when baby boomers begin to retire en masse.</w:t>
         <w:br/>
-        <w:t>He promised the technical college students that the Build Back Better Act will increase financial aid to help them "carry the load you have to carry."</w:t>
+        <w:t>"You're going to have everybody say that government doesn't know how to spend this money," Clinton warned. "Look folks, Social Security and Medicare work."</w:t>
         <w:br/>
-        <w:t>"Places like this are going to train the next generation of workers to do the jobs that my infrastructure law and our Build Back Better Act are going to put into even greater demand," Biden said. "We're going to need more qualified people, and we're talking about students learning how to repair electric vehicles and batteries and drive trucks."</w:t>
+        <w:t>Appearing with first lady Hillary Rodham Clinton, Vice President Al Gore and his wife Tipper, the president was greeted by thunderous applause from the largest crowd he has addressed since his post-State of the Union speech a year ago in La Crosse, Wis.</w:t>
         <w:br/>
-        <w:t>The visit comes at a critical time in Biden's first year as president.</w:t>
+        <w:t>Clinton was clearly energized by the response.</w:t>
         <w:br/>
-        <w:t>He won Minnesota last fall by 7 percentage points, but a Minnesota poll from September found voters here are now more divided on his job performance.</w:t>
+        <w:t>"I thank you for one of the great days of my presidency," he said.</w:t>
         <w:br/>
-        <w:t>Several congressional races in Minnesota, including the Second District where he visited Tuesday, are being targeted by national Republicans as they try to take back the House in next fall's midterms.</w:t>
+        <w:t>The mood was more campaign rally than policy discussion, with handmade posters endorsing Gore in 2000, and one calling on Mrs. Clinton to seek office.</w:t>
         <w:br/>
-        <w:t>"No question, he's here to try to shore up the faltering campaigns of Angie Craig and Gov. Walz," state Republican Party Chairman David Hann said Tuesday. "But I think the fact that they are choosing to link themselves so closely to the failed policies of the Biden presidency are going to mean that for Minnesotans, they're going to have a clear choice next year."</w:t>
+        <w:t>"Hillary for New York Senator," read one sign. Clinton directed his wife's attention to it; she smiled .</w:t>
         <w:br/>
-        <w:t>Democrats hope the construction and jobs generated by the infrastructure bill will be signs for years to come of the accomplishments of the party.</w:t>
+        <w:t>She has not commented publicly on speculation over whether she would run for the seat to be vacated in two years by Sen. Daniel Patrick Moynihan, D-N.Y.</w:t>
         <w:br/>
-        <w:t>But Biden acknowledged the ongoing challenges of his administration, including the battle against the pandemic. He promised to lay out a plan later this week to fight variants of COVID by encouraging vaccinations, not lockdowns.</w:t>
+        <w:t>THE PRESIDENT'S AGENDA</w:t>
         <w:br/>
-        <w:t>The jobs and construction from the infrastructure bill will help build the economy back from the pandemic from the "bottom up and middle out," he said.</w:t>
         <w:br/>
-        <w:t>"This law does something truly historic, it's going to help rebuild the backbone of this nation, working people and the middle class," Biden said. "The hardworking, middle class folks, working class folks who built the country."</w:t>
+        <w:t>Graphic</w:t>
         <w:br/>
-        <w:t>Staff writer Zoë Jackson contributed to this report.</w:t>
         <w:br/>
-        <w:t>Briana Bierschbach · 651-925-5042</w:t>
+        <w:t xml:space="preserve"> </w:t>
         <w:br/>
-        <w:t>Twitter: @bbierschbach</w:t>
-        <w:br/>
-        <w:t>Hunter Woodall · 612-673-4559</w:t>
-        <w:br/>
-        <w:t>Twitter: @huntermw</w:t>
+        <w:t>PHOTO INFORMATIONAL GRAPHIC, PHOTO: Susan Walsh/Associated Press: The president and first lady; acknowledge the crowd's applause at Marine Midland Arena in Buffalo yesterday.; INFORMATIONAL GRAPHIC: Source: Associated Press: CBS Poll/Polls show Clinton's; approval</w:t>
       </w:r>
     </w:p>
     <w:sectPr>
